--- a/templates/本人谈话笔录（患职业病案件）.docx
+++ b/templates/本人谈话笔录（患职业病案件）.docx
@@ -20,36 +20,27 @@
           <w:sz w:val="44"/>
           <w:szCs w:val="44"/>
         </w:rPr>
-        <w:t xml:space="preserve"> </w:t>
-      </w:r>
-      <w:r>
-        <w:rPr>
-          <w:rFonts w:hAnsi="宋体" w:cs="宋体" w:hint="eastAsia"/>
+        <w:t xml:space="preserve"> 永嘉县人力资源和社会保障局</w:t>
+      </w:r>
+    </w:p>
+    <w:p>
+      <w:pPr>
+        <w:pStyle w:val="a3"/>
+        <w:jc w:val="center"/>
+        <w:rPr>
+          <w:rFonts w:hAnsi="宋体" w:cs="宋体"/>
           <w:b/>
           <w:sz w:val="44"/>
           <w:szCs w:val="44"/>
         </w:rPr>
-        <w:t>永嘉县人力资源和社会保障局</w:t>
-      </w:r>
-    </w:p>
-    <w:p>
-      <w:pPr>
-        <w:pStyle w:val="a3"/>
-        <w:jc w:val="center"/>
-        <w:rPr>
-          <w:rFonts w:hAnsi="宋体" w:cs="宋体"/>
+      </w:pPr>
+      <w:r>
+        <w:rPr>
+          <w:rFonts w:hAnsi="宋体" w:cs="宋体" w:hint="eastAsia"/>
           <w:b/>
           <w:sz w:val="44"/>
           <w:szCs w:val="44"/>
         </w:rPr>
-      </w:pPr>
-      <w:r>
-        <w:rPr>
-          <w:rFonts w:hAnsi="宋体" w:cs="宋体" w:hint="eastAsia"/>
-          <w:b/>
-          <w:sz w:val="44"/>
-          <w:szCs w:val="44"/>
-        </w:rPr>
         <w:t>调查笔录</w:t>
       </w:r>
     </w:p>
@@ -291,7 +282,25 @@
           <w:szCs w:val="30"/>
           <w:u w:val="single"/>
         </w:rPr>
-        <w:t xml:space="preserve"> {本人身份证号}</w:t>
+        <w:t xml:space="preserve"> {</w:t>
+      </w:r>
+      <w:r>
+        <w:rPr>
+          <w:rFonts w:hAnsi="宋体" w:cs="宋体" w:hint="eastAsia"/>
+          <w:sz w:val="30"/>
+          <w:szCs w:val="30"/>
+          <w:u w:val="single"/>
+        </w:rPr>
+        <w:t>本人身份证</w:t>
+      </w:r>
+      <w:r>
+        <w:rPr>
+          <w:rFonts w:hAnsi="宋体" w:cs="宋体" w:hint="eastAsia"/>
+          <w:sz w:val="30"/>
+          <w:szCs w:val="30"/>
+          <w:u w:val="single"/>
+        </w:rPr>
+        <w:t>}</w:t>
       </w:r>
       <w:r>
         <w:rPr>
@@ -541,66 +550,16 @@
           <w:sz w:val="30"/>
           <w:szCs w:val="30"/>
         </w:rPr>
-        <w:t>问：你好，我们是永嘉县人力资源和社会保障局工伤认定调查人员</w:t>
-      </w:r>
-      <w:r>
-        <w:rPr>
-          <w:rFonts w:hAnsi="宋体" w:cs="宋体" w:hint="eastAsia"/>
-          <w:sz w:val="30"/>
-          <w:szCs w:val="30"/>
-        </w:rPr>
-        <w:t>(</w:t>
-      </w:r>
-      <w:r>
-        <w:rPr>
-          <w:rFonts w:hAnsi="宋体" w:cs="宋体" w:hint="eastAsia"/>
-          <w:sz w:val="30"/>
-          <w:szCs w:val="30"/>
-        </w:rPr>
-        <w:t>出示证件</w:t>
-      </w:r>
-      <w:r>
-        <w:rPr>
-          <w:rFonts w:hAnsi="宋体" w:cs="宋体" w:hint="eastAsia"/>
-          <w:sz w:val="30"/>
-          <w:szCs w:val="30"/>
-        </w:rPr>
-        <w:t>)</w:t>
-      </w:r>
-      <w:r>
-        <w:rPr>
-          <w:rFonts w:hAnsi="宋体" w:cs="宋体" w:hint="eastAsia"/>
-          <w:sz w:val="30"/>
-          <w:szCs w:val="30"/>
-        </w:rPr>
-        <w:t>，现向你调查有关</w:t>
-      </w:r>
-      <w:r>
-        <w:rPr>
-          <w:rFonts w:hAnsi="宋体" w:cs="宋体" w:hint="eastAsia"/>
-          <w:sz w:val="30"/>
-          <w:szCs w:val="30"/>
-          <w:u w:val="single"/>
-        </w:rPr>
-        <w:t xml:space="preserve">  </w:t>
-      </w:r>
-      <w:r>
-        <w:rPr>
-          <w:rFonts w:hAnsi="宋体" w:cs="宋体" w:hint="eastAsia"/>
-          <w:sz w:val="30"/>
-          <w:szCs w:val="30"/>
-          <w:u w:val="single"/>
-        </w:rPr>
-        <w:t>你本人</w:t>
-      </w:r>
-      <w:r>
-        <w:rPr>
-          <w:rFonts w:hAnsi="宋体" w:cs="宋体" w:hint="eastAsia"/>
-          <w:sz w:val="30"/>
-          <w:szCs w:val="30"/>
-          <w:u w:val="single"/>
-        </w:rPr>
-        <w:t xml:space="preserve">  </w:t>
+        <w:t>问：你好，我们是永嘉县人力资源和社会保障局工伤认定调查人员(出示证件)，现向你调查有关</w:t>
+      </w:r>
+      <w:r>
+        <w:rPr>
+          <w:rFonts w:hAnsi="宋体" w:cs="宋体" w:hint="eastAsia"/>
+          <w:sz w:val="30"/>
+          <w:szCs w:val="30"/>
+          <w:u w:val="single"/>
+        </w:rPr>
+        <w:t xml:space="preserve">  你本人  </w:t>
       </w:r>
       <w:r>
         <w:rPr>
@@ -626,44 +585,27 @@
           <w:sz w:val="30"/>
           <w:szCs w:val="30"/>
         </w:rPr>
-        <w:t>你有权就被询问事项自行提供书面材料，有权拒绝回答与案件无关的问题，有权核对询问笔录，对笔录中有误或者遗漏之处提出更正或者补充意见。如果你认为调</w:t>
-      </w:r>
-      <w:r>
-        <w:rPr>
-          <w:rFonts w:hAnsi="宋体" w:cs="宋体" w:hint="eastAsia"/>
-          <w:sz w:val="30"/>
-          <w:szCs w:val="30"/>
-        </w:rPr>
-        <w:t>查人员和本案有利害关系或有其他关系，可能影响公正处理案件的，有权申请回避。以上内容你是否听清楚了？是否申请回避？</w:t>
-      </w:r>
-    </w:p>
-    <w:p>
-      <w:pPr>
-        <w:pStyle w:val="a3"/>
-        <w:spacing w:line="520" w:lineRule="exact"/>
-        <w:rPr>
-          <w:rFonts w:hAnsi="宋体" w:cs="宋体"/>
-          <w:sz w:val="30"/>
-          <w:szCs w:val="30"/>
-        </w:rPr>
-      </w:pPr>
-      <w:r>
-        <w:rPr>
-          <w:rFonts w:hAnsi="宋体" w:cs="宋体" w:hint="eastAsia"/>
-          <w:sz w:val="30"/>
-          <w:szCs w:val="30"/>
-          <w:u w:val="single"/>
-        </w:rPr>
-        <w:t>答：听清楚了，不申请回避。</w:t>
-      </w:r>
-      <w:r>
-        <w:rPr>
-          <w:rFonts w:hAnsi="宋体" w:cs="宋体" w:hint="eastAsia"/>
-          <w:sz w:val="30"/>
-          <w:szCs w:val="30"/>
-          <w:u w:val="single"/>
-        </w:rPr>
-        <w:t xml:space="preserve">                                      </w:t>
+        <w:t>你有权就被询问事项自行提供书面材料，有权拒绝回答与案件无关的问题，有权核对询问笔录，对笔录中有误或者遗漏之处提出更正或者补充意见。如果你认为调查人员和本案有利害关系或有其他关系，可能影响公正处理案件的，有权申请回避。以上内容你是否听清楚了？是否申请回避？</w:t>
+      </w:r>
+    </w:p>
+    <w:p>
+      <w:pPr>
+        <w:pStyle w:val="a3"/>
+        <w:spacing w:line="520" w:lineRule="exact"/>
+        <w:rPr>
+          <w:rFonts w:hAnsi="宋体" w:cs="宋体"/>
+          <w:sz w:val="30"/>
+          <w:szCs w:val="30"/>
+        </w:rPr>
+      </w:pPr>
+      <w:r>
+        <w:rPr>
+          <w:rFonts w:hAnsi="宋体" w:cs="宋体" w:hint="eastAsia"/>
+          <w:sz w:val="30"/>
+          <w:szCs w:val="30"/>
+          <w:u w:val="single"/>
+        </w:rPr>
+        <w:t xml:space="preserve">答：听清楚了，不申请回避。 </w:t>
       </w:r>
     </w:p>
     <w:p>
@@ -693,767 +635,6 @@
     <w:p>
       <w:pPr>
         <w:pStyle w:val="a3"/>
-        <w:spacing w:line="520" w:lineRule="exact"/>
-        <w:rPr>
-          <w:rFonts w:hAnsi="宋体" w:cs="宋体"/>
-          <w:sz w:val="30"/>
-          <w:szCs w:val="30"/>
-          <w:u w:val="single"/>
-        </w:rPr>
-      </w:pPr>
-      <w:r>
-        <w:rPr>
-          <w:rFonts w:hAnsi="宋体" w:cs="宋体" w:hint="eastAsia"/>
-          <w:sz w:val="30"/>
-          <w:szCs w:val="30"/>
-          <w:u w:val="single"/>
-        </w:rPr>
-        <w:t>问：你跟</w:t>
-      </w:r>
-      <w:r>
-        <w:rPr>
-          <w:sz w:val="30"/>
-          <w:szCs w:val="30"/>
-          <w:u w:val="single"/>
-        </w:rPr>
-        <w:t>{用人单位}</w:t>
-      </w:r>
-      <w:r>
-        <w:rPr>
-          <w:rFonts w:hAnsi="宋体" w:cs="宋体" w:hint="eastAsia"/>
-          <w:sz w:val="30"/>
-          <w:szCs w:val="30"/>
-          <w:u w:val="single"/>
-        </w:rPr>
-        <w:t>有没有签订劳动合同关系？有没有参加工伤保险？</w:t>
-      </w:r>
-    </w:p>
-    <w:p>
-      <w:pPr>
-        <w:pStyle w:val="a3"/>
-        <w:spacing w:line="520" w:lineRule="exact"/>
-        <w:rPr>
-          <w:rFonts w:hAnsi="宋体" w:cs="宋体"/>
-          <w:sz w:val="30"/>
-          <w:szCs w:val="30"/>
-          <w:u w:val="single"/>
-        </w:rPr>
-      </w:pPr>
-      <w:r>
-        <w:rPr>
-          <w:rFonts w:hAnsi="宋体" w:cs="宋体" w:hint="eastAsia"/>
-          <w:sz w:val="30"/>
-          <w:szCs w:val="30"/>
-          <w:u w:val="single"/>
-        </w:rPr>
-        <w:t>答：有签过的，劳动合同上的字是我签的，手印是我按的，有参加工伤保</w:t>
-      </w:r>
-      <w:r>
-        <w:rPr>
-          <w:rFonts w:hAnsi="宋体" w:cs="宋体" w:hint="eastAsia"/>
-          <w:sz w:val="30"/>
-          <w:szCs w:val="30"/>
-          <w:u w:val="single"/>
-        </w:rPr>
-        <w:lastRenderedPageBreak/>
-        <w:t>险的。</w:t>
-      </w:r>
-    </w:p>
-    <w:p>
-      <w:pPr>
-        <w:pStyle w:val="a3"/>
-        <w:spacing w:line="520" w:lineRule="exact"/>
-        <w:rPr>
-          <w:rFonts w:hAnsi="宋体" w:cs="宋体"/>
-          <w:sz w:val="30"/>
-          <w:szCs w:val="30"/>
-          <w:u w:val="single"/>
-        </w:rPr>
-      </w:pPr>
-      <w:bookmarkStart w:id="2" w:name="_Hlk90367064"/>
-      <w:bookmarkStart w:id="3" w:name="OLE_LINK1"/>
-      <w:r>
-        <w:rPr>
-          <w:rFonts w:hAnsi="宋体" w:cs="宋体" w:hint="eastAsia"/>
-          <w:sz w:val="30"/>
-          <w:szCs w:val="30"/>
-          <w:u w:val="single"/>
-        </w:rPr>
-        <w:t>问：你自何时起在</w:t>
-      </w:r>
-      <w:r>
-        <w:rPr>
-          <w:sz w:val="30"/>
-          <w:szCs w:val="30"/>
-          <w:u w:val="single"/>
-        </w:rPr>
-        <w:t>{用人单位}</w:t>
-      </w:r>
-      <w:r>
-        <w:rPr>
-          <w:rFonts w:hAnsi="宋体" w:cs="宋体" w:hint="eastAsia"/>
-          <w:sz w:val="30"/>
-          <w:szCs w:val="30"/>
-          <w:u w:val="single"/>
-        </w:rPr>
-        <w:t>工作？至今工作多久了？一直在当前岗位吗？</w:t>
-      </w:r>
-    </w:p>
-    <w:p>
-      <w:pPr>
-        <w:pStyle w:val="a3"/>
-        <w:spacing w:line="520" w:lineRule="exact"/>
-        <w:rPr>
-          <w:rFonts w:hAnsi="宋体" w:cs="宋体"/>
-          <w:sz w:val="30"/>
-          <w:szCs w:val="30"/>
-          <w:u w:val="single"/>
-        </w:rPr>
-      </w:pPr>
-      <w:r>
-        <w:rPr>
-          <w:rFonts w:hAnsi="宋体" w:cs="宋体" w:hint="eastAsia"/>
-          <w:sz w:val="30"/>
-          <w:szCs w:val="30"/>
-          <w:u w:val="single"/>
-        </w:rPr>
-        <w:t>答：我是从</w:t>
-      </w:r>
-      <w:r>
-        <w:rPr>
-          <w:rFonts w:hAnsi="宋体" w:cs="宋体" w:hint="eastAsia"/>
-          <w:sz w:val="30"/>
-          <w:szCs w:val="30"/>
-          <w:u w:val="single"/>
-        </w:rPr>
-        <w:t>XXXX</w:t>
-      </w:r>
-      <w:r>
-        <w:rPr>
-          <w:rFonts w:hAnsi="宋体" w:cs="宋体" w:hint="eastAsia"/>
-          <w:sz w:val="30"/>
-          <w:szCs w:val="30"/>
-          <w:u w:val="single"/>
-        </w:rPr>
-        <w:t>年</w:t>
-      </w:r>
-      <w:r>
-        <w:rPr>
-          <w:rFonts w:hAnsi="宋体" w:cs="宋体" w:hint="eastAsia"/>
-          <w:sz w:val="30"/>
-          <w:szCs w:val="30"/>
-          <w:u w:val="single"/>
-        </w:rPr>
-        <w:t>XX</w:t>
-      </w:r>
-      <w:r>
-        <w:rPr>
-          <w:rFonts w:hAnsi="宋体" w:cs="宋体" w:hint="eastAsia"/>
-          <w:sz w:val="30"/>
-          <w:szCs w:val="30"/>
-          <w:u w:val="single"/>
-        </w:rPr>
-        <w:t>月开始在这家公司工作的，到现在有</w:t>
-      </w:r>
-      <w:r>
-        <w:rPr>
-          <w:rFonts w:hAnsi="宋体" w:cs="宋体" w:hint="eastAsia"/>
-          <w:sz w:val="30"/>
-          <w:szCs w:val="30"/>
-          <w:u w:val="single"/>
-        </w:rPr>
-        <w:t>X</w:t>
-      </w:r>
-      <w:r>
-        <w:rPr>
-          <w:rFonts w:hAnsi="宋体" w:cs="宋体" w:hint="eastAsia"/>
-          <w:sz w:val="30"/>
-          <w:szCs w:val="30"/>
-          <w:u w:val="single"/>
-        </w:rPr>
-        <w:t>年多了。我一直就在打磨岗位，没有换过岗。</w:t>
-      </w:r>
-    </w:p>
-    <w:p>
-      <w:pPr>
-        <w:pStyle w:val="a3"/>
-        <w:spacing w:line="520" w:lineRule="exact"/>
-        <w:rPr>
-          <w:rFonts w:hAnsi="宋体" w:cs="宋体"/>
-          <w:sz w:val="30"/>
-          <w:szCs w:val="30"/>
-          <w:u w:val="single"/>
-        </w:rPr>
-      </w:pPr>
-      <w:r>
-        <w:rPr>
-          <w:rFonts w:hAnsi="宋体" w:cs="宋体" w:hint="eastAsia"/>
-          <w:sz w:val="30"/>
-          <w:szCs w:val="30"/>
-          <w:u w:val="single"/>
-        </w:rPr>
-        <w:t>问：请你详细的描述一下你的工作岗位内容以及日常接触到的物料、环境。</w:t>
-      </w:r>
-    </w:p>
-    <w:p>
-      <w:pPr>
-        <w:pStyle w:val="a3"/>
-        <w:spacing w:line="520" w:lineRule="exact"/>
-        <w:rPr>
-          <w:rFonts w:hAnsi="宋体" w:cs="宋体"/>
-          <w:sz w:val="30"/>
-          <w:szCs w:val="30"/>
-          <w:u w:val="single"/>
-        </w:rPr>
-      </w:pPr>
-      <w:r>
-        <w:rPr>
-          <w:rFonts w:hAnsi="宋体" w:cs="宋体" w:hint="eastAsia"/>
-          <w:sz w:val="30"/>
-          <w:szCs w:val="30"/>
-          <w:u w:val="single"/>
-        </w:rPr>
-        <w:t>答：我每天的工作就是用角磨机打磨金属铸件的表面毛刺。打磨的时候会产生大量的金属粉尘，整个车间都是灰蒙蒙的。虽然公司发了防尘口罩，但有时候天气热或者觉得憋气，就不怎么戴。</w:t>
-      </w:r>
-    </w:p>
-    <w:p>
-      <w:pPr>
-        <w:pStyle w:val="a3"/>
-        <w:spacing w:line="520" w:lineRule="exact"/>
-        <w:rPr>
-          <w:rFonts w:hAnsi="宋体" w:cs="宋体"/>
-          <w:sz w:val="30"/>
-          <w:szCs w:val="30"/>
-          <w:u w:val="single"/>
-        </w:rPr>
-      </w:pPr>
-      <w:r>
-        <w:rPr>
-          <w:rFonts w:hAnsi="宋体" w:cs="宋体" w:hint="eastAsia"/>
-          <w:sz w:val="30"/>
-          <w:szCs w:val="30"/>
-          <w:u w:val="single"/>
-        </w:rPr>
-        <w:t>问：公司是否告知过你岗位存在职业病危害因素？是否进行过岗前、在岗期间和离岗时的职业健康检查？</w:t>
-      </w:r>
-    </w:p>
-    <w:p>
-      <w:pPr>
-        <w:pStyle w:val="a3"/>
-        <w:spacing w:line="520" w:lineRule="exact"/>
-        <w:rPr>
-          <w:rFonts w:hAnsi="宋体" w:cs="宋体"/>
-          <w:sz w:val="30"/>
-          <w:szCs w:val="30"/>
-          <w:u w:val="single"/>
-        </w:rPr>
-      </w:pPr>
-      <w:r>
-        <w:rPr>
-          <w:rFonts w:hAnsi="宋体" w:cs="宋体" w:hint="eastAsia"/>
-          <w:sz w:val="30"/>
-          <w:szCs w:val="30"/>
-          <w:u w:val="single"/>
-        </w:rPr>
-        <w:t>答：签劳动合同的时候好像提到过。每年公司会组织我们去体检一次，说是职业健康检查。</w:t>
-      </w:r>
-      <w:r>
-        <w:rPr>
-          <w:rFonts w:hAnsi="宋体" w:cs="宋体" w:hint="eastAsia"/>
-          <w:sz w:val="30"/>
-          <w:szCs w:val="30"/>
-          <w:u w:val="single"/>
-        </w:rPr>
-        <w:t>最近一次体检是去年</w:t>
-      </w:r>
-      <w:r>
-        <w:rPr>
-          <w:rFonts w:hAnsi="宋体" w:cs="宋体" w:hint="eastAsia"/>
-          <w:sz w:val="30"/>
-          <w:szCs w:val="30"/>
-          <w:u w:val="single"/>
-        </w:rPr>
-        <w:t>XX</w:t>
-      </w:r>
-      <w:r>
-        <w:rPr>
-          <w:rFonts w:hAnsi="宋体" w:cs="宋体" w:hint="eastAsia"/>
-          <w:sz w:val="30"/>
-          <w:szCs w:val="30"/>
-          <w:u w:val="single"/>
-        </w:rPr>
-        <w:t>月。</w:t>
-      </w:r>
-    </w:p>
-    <w:p>
-      <w:pPr>
-        <w:pStyle w:val="a3"/>
-        <w:spacing w:line="520" w:lineRule="exact"/>
-        <w:rPr>
-          <w:rFonts w:hAnsi="宋体" w:cs="宋体"/>
-          <w:sz w:val="30"/>
-          <w:szCs w:val="30"/>
-          <w:u w:val="single"/>
-        </w:rPr>
-      </w:pPr>
-      <w:r>
-        <w:rPr>
-          <w:rFonts w:hAnsi="宋体" w:cs="宋体" w:hint="eastAsia"/>
-          <w:sz w:val="30"/>
-          <w:szCs w:val="30"/>
-          <w:u w:val="single"/>
-        </w:rPr>
-        <w:t>问：你是何时开始感到身体不适的？有哪些症状？去何处就诊？</w:t>
-      </w:r>
-    </w:p>
-    <w:p>
-      <w:pPr>
-        <w:pStyle w:val="a3"/>
-        <w:spacing w:line="520" w:lineRule="exact"/>
-        <w:rPr>
-          <w:rFonts w:hAnsi="宋体" w:cs="宋体"/>
-          <w:sz w:val="30"/>
-          <w:szCs w:val="30"/>
-          <w:u w:val="single"/>
-        </w:rPr>
-      </w:pPr>
-      <w:r>
-        <w:rPr>
-          <w:rFonts w:hAnsi="宋体" w:cs="宋体" w:hint="eastAsia"/>
-          <w:sz w:val="30"/>
-          <w:szCs w:val="30"/>
-          <w:u w:val="single"/>
-        </w:rPr>
-        <w:t>答：从去年年底开始，我就老是咳嗽、胸闷，感觉气不够用。一开始以为是感冒，没太在意。后来一直不好，就在今年</w:t>
-      </w:r>
-      <w:r>
-        <w:rPr>
-          <w:rFonts w:hAnsi="宋体" w:cs="宋体" w:hint="eastAsia"/>
-          <w:sz w:val="30"/>
-          <w:szCs w:val="30"/>
-          <w:u w:val="single"/>
-        </w:rPr>
-        <w:t>X</w:t>
-      </w:r>
-      <w:r>
-        <w:rPr>
-          <w:rFonts w:hAnsi="宋体" w:cs="宋体" w:hint="eastAsia"/>
-          <w:sz w:val="30"/>
-          <w:szCs w:val="30"/>
-          <w:u w:val="single"/>
-        </w:rPr>
-        <w:t>月</w:t>
-      </w:r>
-      <w:r>
-        <w:rPr>
-          <w:rFonts w:hAnsi="宋体" w:cs="宋体" w:hint="eastAsia"/>
-          <w:sz w:val="30"/>
-          <w:szCs w:val="30"/>
-          <w:u w:val="single"/>
-        </w:rPr>
-        <w:t>X</w:t>
-      </w:r>
-      <w:r>
-        <w:rPr>
-          <w:rFonts w:hAnsi="宋体" w:cs="宋体" w:hint="eastAsia"/>
-          <w:sz w:val="30"/>
-          <w:szCs w:val="30"/>
-          <w:u w:val="single"/>
-        </w:rPr>
-        <w:t>日去温州市职业病防治院看了医生。</w:t>
-      </w:r>
-    </w:p>
-    <w:p>
-      <w:pPr>
-        <w:pStyle w:val="a3"/>
-        <w:spacing w:line="520" w:lineRule="exact"/>
-        <w:rPr>
-          <w:rFonts w:hAnsi="宋体" w:cs="宋体"/>
-          <w:sz w:val="30"/>
-          <w:szCs w:val="30"/>
-          <w:u w:val="single"/>
-        </w:rPr>
-      </w:pPr>
-      <w:r>
-        <w:rPr>
-          <w:rFonts w:hAnsi="宋体" w:cs="宋体" w:hint="eastAsia"/>
-          <w:sz w:val="30"/>
-          <w:szCs w:val="30"/>
-          <w:u w:val="single"/>
-        </w:rPr>
-        <w:t>问：医院最终给出的诊断结论是什么？是何时做出的诊断？</w:t>
-      </w:r>
-    </w:p>
-    <w:p>
-      <w:pPr>
-        <w:pStyle w:val="a3"/>
-        <w:spacing w:line="520" w:lineRule="exact"/>
-        <w:rPr>
-          <w:rFonts w:hAnsi="宋体" w:cs="宋体"/>
-          <w:sz w:val="30"/>
-          <w:szCs w:val="30"/>
-          <w:u w:val="single"/>
-        </w:rPr>
-      </w:pPr>
-      <w:r>
-        <w:rPr>
-          <w:rFonts w:hAnsi="宋体" w:cs="宋体" w:hint="eastAsia"/>
-          <w:sz w:val="30"/>
-          <w:szCs w:val="30"/>
-          <w:u w:val="single"/>
-        </w:rPr>
-        <w:t>答：医生让我做了很多检查，最后在今年</w:t>
-      </w:r>
-      <w:r>
-        <w:rPr>
-          <w:rFonts w:hAnsi="宋体" w:cs="宋体" w:hint="eastAsia"/>
-          <w:sz w:val="30"/>
-          <w:szCs w:val="30"/>
-          <w:u w:val="single"/>
-        </w:rPr>
-        <w:t>X</w:t>
-      </w:r>
-      <w:r>
-        <w:rPr>
-          <w:rFonts w:hAnsi="宋体" w:cs="宋体" w:hint="eastAsia"/>
-          <w:sz w:val="30"/>
-          <w:szCs w:val="30"/>
-          <w:u w:val="single"/>
-        </w:rPr>
-        <w:t>月</w:t>
-      </w:r>
-      <w:r>
-        <w:rPr>
-          <w:rFonts w:hAnsi="宋体" w:cs="宋体" w:hint="eastAsia"/>
-          <w:sz w:val="30"/>
-          <w:szCs w:val="30"/>
-          <w:u w:val="single"/>
-        </w:rPr>
-        <w:t>X</w:t>
-      </w:r>
-      <w:r>
-        <w:rPr>
-          <w:rFonts w:hAnsi="宋体" w:cs="宋体" w:hint="eastAsia"/>
-          <w:sz w:val="30"/>
-          <w:szCs w:val="30"/>
-          <w:u w:val="single"/>
-        </w:rPr>
-        <w:t>日确诊我得了矽肺。医生说是壹期矽肺。（注：此处疾病名称必须与《职业病诊断证明书》完全一致）</w:t>
-      </w:r>
-    </w:p>
-    <w:p>
-      <w:pPr>
-        <w:pStyle w:val="a3"/>
-        <w:spacing w:line="520" w:lineRule="exact"/>
-        <w:rPr>
-          <w:rFonts w:hAnsi="宋体" w:cs="宋体"/>
-          <w:sz w:val="30"/>
-          <w:szCs w:val="30"/>
-          <w:u w:val="single"/>
-        </w:rPr>
-      </w:pPr>
-      <w:r>
-        <w:rPr>
-          <w:rFonts w:hAnsi="宋体" w:cs="宋体" w:hint="eastAsia"/>
-          <w:sz w:val="30"/>
-          <w:szCs w:val="30"/>
-          <w:u w:val="single"/>
-        </w:rPr>
-        <w:t>问：这份《职业病诊断证明书》是否已向你出具？诊断机构的全称是什么？</w:t>
-      </w:r>
-    </w:p>
-    <w:p>
-      <w:pPr>
-        <w:pStyle w:val="a3"/>
-        <w:spacing w:line="520" w:lineRule="exact"/>
-        <w:rPr>
-          <w:rFonts w:hAnsi="宋体" w:cs="宋体"/>
-          <w:sz w:val="30"/>
-          <w:szCs w:val="30"/>
-          <w:u w:val="single"/>
-        </w:rPr>
-      </w:pPr>
-      <w:r>
-        <w:rPr>
-          <w:rFonts w:hAnsi="宋体" w:cs="宋体" w:hint="eastAsia"/>
-          <w:sz w:val="30"/>
-          <w:szCs w:val="30"/>
-          <w:u w:val="single"/>
-        </w:rPr>
-        <w:t>答：出了。诊断机构是温州市职业病防治院。</w:t>
-      </w:r>
-    </w:p>
-    <w:p>
-      <w:pPr>
-        <w:pStyle w:val="a3"/>
-        <w:spacing w:line="520" w:lineRule="exact"/>
-        <w:rPr>
-          <w:rFonts w:hAnsi="宋体" w:cs="宋体"/>
-          <w:sz w:val="30"/>
-          <w:szCs w:val="30"/>
-          <w:u w:val="single"/>
-        </w:rPr>
-      </w:pPr>
-      <w:r>
-        <w:rPr>
-          <w:rFonts w:hAnsi="宋体" w:cs="宋体" w:hint="eastAsia"/>
-          <w:sz w:val="30"/>
-          <w:szCs w:val="30"/>
-          <w:u w:val="single"/>
-        </w:rPr>
-        <w:lastRenderedPageBreak/>
-        <w:t>问：在</w:t>
-      </w:r>
-      <w:r>
-        <w:rPr>
-          <w:sz w:val="30"/>
-          <w:szCs w:val="30"/>
-          <w:u w:val="single"/>
-        </w:rPr>
-        <w:t>{用人单位}</w:t>
-      </w:r>
-      <w:r>
-        <w:rPr>
-          <w:rFonts w:hAnsi="宋体" w:cs="宋体" w:hint="eastAsia"/>
-          <w:sz w:val="30"/>
-          <w:szCs w:val="30"/>
-          <w:u w:val="single"/>
-        </w:rPr>
-        <w:t>工作之前，你是否在其他单位从事过接触类似粉尘的工作？</w:t>
-      </w:r>
-    </w:p>
-    <w:p>
-      <w:pPr>
-        <w:pStyle w:val="a3"/>
-        <w:spacing w:line="520" w:lineRule="exact"/>
-        <w:rPr>
-          <w:rFonts w:hAnsi="宋体" w:cs="宋体"/>
-          <w:sz w:val="30"/>
-          <w:szCs w:val="30"/>
-          <w:u w:val="single"/>
-        </w:rPr>
-      </w:pPr>
-      <w:r>
-        <w:rPr>
-          <w:rFonts w:hAnsi="宋体" w:cs="宋体" w:hint="eastAsia"/>
-          <w:sz w:val="30"/>
-          <w:szCs w:val="30"/>
-          <w:u w:val="single"/>
-        </w:rPr>
-        <w:t>答：没有。这是我第一份接触粉尘的工作。之前我在老家务农</w:t>
-      </w:r>
-      <w:r>
-        <w:rPr>
-          <w:rFonts w:hAnsi="宋体" w:cs="宋体" w:hint="eastAsia"/>
-          <w:sz w:val="30"/>
-          <w:szCs w:val="30"/>
-          <w:u w:val="single"/>
-        </w:rPr>
-        <w:t>/</w:t>
-      </w:r>
-      <w:r>
-        <w:rPr>
-          <w:rFonts w:hAnsi="宋体" w:cs="宋体" w:hint="eastAsia"/>
-          <w:sz w:val="30"/>
-          <w:szCs w:val="30"/>
-          <w:u w:val="single"/>
-        </w:rPr>
-        <w:t>在</w:t>
-      </w:r>
-      <w:r>
-        <w:rPr>
-          <w:rFonts w:hAnsi="宋体" w:cs="宋体" w:hint="eastAsia"/>
-          <w:sz w:val="30"/>
-          <w:szCs w:val="30"/>
-          <w:u w:val="single"/>
-        </w:rPr>
-        <w:t>XX</w:t>
-      </w:r>
-      <w:r>
-        <w:rPr>
-          <w:rFonts w:hAnsi="宋体" w:cs="宋体" w:hint="eastAsia"/>
-          <w:sz w:val="30"/>
-          <w:szCs w:val="30"/>
-          <w:u w:val="single"/>
-        </w:rPr>
-        <w:t>饭店当厨师（根据实际情况回答），不接触粉尘。</w:t>
-      </w:r>
-    </w:p>
-    <w:p>
-      <w:pPr>
-        <w:pStyle w:val="a3"/>
-        <w:spacing w:line="520" w:lineRule="exact"/>
-        <w:rPr>
-          <w:rFonts w:hAnsi="宋体" w:cs="宋体"/>
-          <w:sz w:val="30"/>
-          <w:szCs w:val="30"/>
-          <w:u w:val="single"/>
-        </w:rPr>
-      </w:pPr>
-      <w:r>
-        <w:rPr>
-          <w:rFonts w:hAnsi="宋体" w:cs="宋体" w:hint="eastAsia"/>
-          <w:sz w:val="30"/>
-          <w:szCs w:val="30"/>
-          <w:u w:val="single"/>
-        </w:rPr>
-        <w:t>问：你本人是否认为所患职业病与当前的工作有关？</w:t>
-      </w:r>
-    </w:p>
-    <w:p>
-      <w:pPr>
-        <w:pStyle w:val="a3"/>
-        <w:spacing w:line="520" w:lineRule="exact"/>
-        <w:rPr>
-          <w:rFonts w:hAnsi="宋体" w:cs="宋体"/>
-          <w:sz w:val="30"/>
-          <w:szCs w:val="30"/>
-          <w:u w:val="single"/>
-        </w:rPr>
-      </w:pPr>
-      <w:r>
-        <w:rPr>
-          <w:rFonts w:hAnsi="宋体" w:cs="宋体" w:hint="eastAsia"/>
-          <w:sz w:val="30"/>
-          <w:szCs w:val="30"/>
-          <w:u w:val="single"/>
-        </w:rPr>
-        <w:t>答：我认为有直接关系。我就是在这家公司干了这么多年打磨工后才得的这个病。</w:t>
-      </w:r>
-    </w:p>
-    <w:p>
-      <w:pPr>
-        <w:pStyle w:val="a3"/>
-        <w:spacing w:line="520" w:lineRule="exact"/>
-        <w:rPr>
-          <w:rFonts w:hAnsi="宋体" w:cs="宋体"/>
-          <w:sz w:val="30"/>
-          <w:szCs w:val="30"/>
-          <w:u w:val="single"/>
-        </w:rPr>
-      </w:pPr>
-      <w:r>
-        <w:rPr>
-          <w:rFonts w:hAnsi="宋体" w:cs="宋体" w:hint="eastAsia"/>
-          <w:sz w:val="30"/>
-          <w:szCs w:val="30"/>
-          <w:u w:val="single"/>
-        </w:rPr>
-        <w:t>问：用人单位（公司）是否为你申请了职业病诊断？是否配合提供了你职业病诊断所需的相关材料（如职业史证明、职业病危害因素检测结果等）？</w:t>
-      </w:r>
-    </w:p>
-    <w:p>
-      <w:pPr>
-        <w:pStyle w:val="a3"/>
-        <w:spacing w:line="520" w:lineRule="exact"/>
-        <w:rPr>
-          <w:rFonts w:hAnsi="宋体" w:cs="宋体"/>
-          <w:sz w:val="30"/>
-          <w:szCs w:val="30"/>
-          <w:u w:val="single"/>
-        </w:rPr>
-      </w:pPr>
-      <w:r>
-        <w:rPr>
-          <w:rFonts w:hAnsi="宋体" w:cs="宋体" w:hint="eastAsia"/>
-          <w:sz w:val="30"/>
-          <w:szCs w:val="30"/>
-          <w:u w:val="single"/>
-        </w:rPr>
-        <w:t>答：是公司帮我申请的</w:t>
-      </w:r>
-      <w:r>
-        <w:rPr>
-          <w:rFonts w:hAnsi="宋体" w:cs="宋体" w:hint="eastAsia"/>
-          <w:sz w:val="30"/>
-          <w:szCs w:val="30"/>
-          <w:u w:val="single"/>
-        </w:rPr>
-        <w:t>/</w:t>
-      </w:r>
-      <w:r>
-        <w:rPr>
-          <w:rFonts w:hAnsi="宋体" w:cs="宋体" w:hint="eastAsia"/>
-          <w:sz w:val="30"/>
-          <w:szCs w:val="30"/>
-          <w:u w:val="single"/>
-        </w:rPr>
-        <w:t>是我自己申</w:t>
-      </w:r>
-      <w:r>
-        <w:rPr>
-          <w:rFonts w:hAnsi="宋体" w:cs="宋体" w:hint="eastAsia"/>
-          <w:sz w:val="30"/>
-          <w:szCs w:val="30"/>
-          <w:u w:val="single"/>
-        </w:rPr>
-        <w:t>请的，公司提供了材料</w:t>
-      </w:r>
-      <w:r>
-        <w:rPr>
-          <w:rFonts w:hAnsi="宋体" w:cs="宋体" w:hint="eastAsia"/>
-          <w:sz w:val="30"/>
-          <w:szCs w:val="30"/>
-          <w:u w:val="single"/>
-        </w:rPr>
-        <w:t>/</w:t>
-      </w:r>
-      <w:r>
-        <w:rPr>
-          <w:rFonts w:hAnsi="宋体" w:cs="宋体" w:hint="eastAsia"/>
-          <w:sz w:val="30"/>
-          <w:szCs w:val="30"/>
-          <w:u w:val="single"/>
-        </w:rPr>
-        <w:t>公司不太配合，是我自己找了很多证据。（根据实际情况记录）</w:t>
-      </w:r>
-    </w:p>
-    <w:p>
-      <w:pPr>
-        <w:pStyle w:val="a3"/>
-        <w:spacing w:line="520" w:lineRule="exact"/>
-        <w:rPr>
-          <w:rFonts w:hAnsi="宋体" w:cs="宋体"/>
-          <w:sz w:val="30"/>
-          <w:szCs w:val="30"/>
-          <w:u w:val="single"/>
-        </w:rPr>
-      </w:pPr>
-      <w:r>
-        <w:rPr>
-          <w:rFonts w:hAnsi="宋体" w:cs="宋体" w:hint="eastAsia"/>
-          <w:sz w:val="30"/>
-          <w:szCs w:val="30"/>
-          <w:u w:val="single"/>
-        </w:rPr>
-        <w:t>问：你以上所陈述的工作经历、岗位情况、诊疗经过，是否全部属实？有无虚假？</w:t>
-      </w:r>
-    </w:p>
-    <w:p>
-      <w:pPr>
-        <w:pStyle w:val="a3"/>
-        <w:spacing w:line="520" w:lineRule="exact"/>
-        <w:rPr>
-          <w:rFonts w:hAnsi="宋体" w:cs="宋体"/>
-          <w:sz w:val="30"/>
-          <w:szCs w:val="30"/>
-          <w:u w:val="single"/>
-        </w:rPr>
-      </w:pPr>
-      <w:r>
-        <w:rPr>
-          <w:rFonts w:hAnsi="宋体" w:cs="宋体" w:hint="eastAsia"/>
-          <w:sz w:val="30"/>
-          <w:szCs w:val="30"/>
-          <w:u w:val="single"/>
-        </w:rPr>
-        <w:t>答：全部属实，没有虚假。我愿意为我说的每一句话负法律责任。</w:t>
-      </w:r>
-    </w:p>
-    <w:bookmarkEnd w:id="2"/>
-    <w:p>
-      <w:pPr>
-        <w:pStyle w:val="a3"/>
         <w:tabs>
           <w:tab w:val="left" w:pos="142"/>
         </w:tabs>
@@ -1472,6 +653,548 @@
           <w:szCs w:val="30"/>
           <w:u w:val="single"/>
         </w:rPr>
+        <w:t>答：{自我介绍}</w:t>
+      </w:r>
+    </w:p>
+    <w:p>
+      <w:pPr>
+        <w:pStyle w:val="a3"/>
+        <w:spacing w:line="520" w:lineRule="exact"/>
+        <w:rPr>
+          <w:rFonts w:hAnsi="宋体" w:cs="宋体"/>
+          <w:sz w:val="30"/>
+          <w:szCs w:val="30"/>
+          <w:u w:val="single"/>
+        </w:rPr>
+      </w:pPr>
+      <w:r>
+        <w:rPr>
+          <w:rFonts w:hAnsi="宋体" w:cs="宋体" w:hint="eastAsia"/>
+          <w:sz w:val="30"/>
+          <w:szCs w:val="30"/>
+          <w:u w:val="single"/>
+        </w:rPr>
+        <w:t>问：你跟</w:t>
+      </w:r>
+      <w:r>
+        <w:rPr>
+          <w:sz w:val="30"/>
+          <w:szCs w:val="30"/>
+          <w:u w:val="single"/>
+        </w:rPr>
+        <w:t>{用人单位}</w:t>
+      </w:r>
+      <w:r>
+        <w:rPr>
+          <w:rFonts w:hAnsi="宋体" w:cs="宋体" w:hint="eastAsia"/>
+          <w:sz w:val="30"/>
+          <w:szCs w:val="30"/>
+          <w:u w:val="single"/>
+        </w:rPr>
+        <w:t>有没有签订劳动合同关系？有没有参加工伤保险？</w:t>
+      </w:r>
+    </w:p>
+    <w:p>
+      <w:pPr>
+        <w:pStyle w:val="a3"/>
+        <w:spacing w:line="520" w:lineRule="exact"/>
+        <w:rPr>
+          <w:rFonts w:hAnsi="宋体" w:cs="宋体"/>
+          <w:sz w:val="30"/>
+          <w:szCs w:val="30"/>
+          <w:u w:val="single"/>
+        </w:rPr>
+      </w:pPr>
+      <w:r>
+        <w:rPr>
+          <w:rFonts w:hAnsi="宋体" w:cs="宋体" w:hint="eastAsia"/>
+          <w:sz w:val="30"/>
+          <w:szCs w:val="30"/>
+          <w:u w:val="single"/>
+        </w:rPr>
+        <w:lastRenderedPageBreak/>
+        <w:t>答：有签过的，劳动合同上的字是我签的，手印是我按的，有参加工伤保险的。</w:t>
+      </w:r>
+    </w:p>
+    <w:p>
+      <w:pPr>
+        <w:pStyle w:val="a3"/>
+        <w:spacing w:line="520" w:lineRule="exact"/>
+        <w:rPr>
+          <w:rFonts w:hAnsi="宋体" w:cs="宋体"/>
+          <w:sz w:val="30"/>
+          <w:szCs w:val="30"/>
+          <w:u w:val="single"/>
+        </w:rPr>
+      </w:pPr>
+      <w:bookmarkStart w:id="2" w:name="_Hlk90367064"/>
+      <w:bookmarkStart w:id="3" w:name="OLE_LINK1"/>
+      <w:r>
+        <w:rPr>
+          <w:rFonts w:hAnsi="宋体" w:cs="宋体" w:hint="eastAsia"/>
+          <w:sz w:val="30"/>
+          <w:szCs w:val="30"/>
+          <w:u w:val="single"/>
+        </w:rPr>
+        <w:t>问：你自何时起在</w:t>
+      </w:r>
+      <w:r>
+        <w:rPr>
+          <w:sz w:val="30"/>
+          <w:szCs w:val="30"/>
+          <w:u w:val="single"/>
+        </w:rPr>
+        <w:t>{用人单位}</w:t>
+      </w:r>
+      <w:r>
+        <w:rPr>
+          <w:rFonts w:hAnsi="宋体" w:cs="宋体" w:hint="eastAsia"/>
+          <w:sz w:val="30"/>
+          <w:szCs w:val="30"/>
+          <w:u w:val="single"/>
+        </w:rPr>
+        <w:t>工作？至今工作多久了？一直在当前岗位吗？</w:t>
+      </w:r>
+    </w:p>
+    <w:p>
+      <w:pPr>
+        <w:pStyle w:val="a3"/>
+        <w:spacing w:line="520" w:lineRule="exact"/>
+        <w:rPr>
+          <w:rFonts w:hAnsi="宋体" w:cs="宋体"/>
+          <w:sz w:val="30"/>
+          <w:szCs w:val="30"/>
+          <w:u w:val="single"/>
+        </w:rPr>
+      </w:pPr>
+      <w:r>
+        <w:rPr>
+          <w:rFonts w:hAnsi="宋体" w:cs="宋体" w:hint="eastAsia"/>
+          <w:sz w:val="30"/>
+          <w:szCs w:val="30"/>
+          <w:u w:val="single"/>
+        </w:rPr>
+        <w:t>答：我是从XXXX年XX月开始在这家公司工作的，到现在有X年多了。我一直就在打磨岗位，没有换过岗。</w:t>
+      </w:r>
+    </w:p>
+    <w:p>
+      <w:pPr>
+        <w:pStyle w:val="a3"/>
+        <w:spacing w:line="520" w:lineRule="exact"/>
+        <w:rPr>
+          <w:rFonts w:hAnsi="宋体" w:cs="宋体"/>
+          <w:sz w:val="30"/>
+          <w:szCs w:val="30"/>
+          <w:u w:val="single"/>
+        </w:rPr>
+      </w:pPr>
+      <w:r>
+        <w:rPr>
+          <w:rFonts w:hAnsi="宋体" w:cs="宋体" w:hint="eastAsia"/>
+          <w:sz w:val="30"/>
+          <w:szCs w:val="30"/>
+          <w:u w:val="single"/>
+        </w:rPr>
+        <w:t>问：请你详细的描述一下你的工作岗位内容以及日常接触到的物料、环境。</w:t>
+      </w:r>
+    </w:p>
+    <w:p>
+      <w:pPr>
+        <w:pStyle w:val="a3"/>
+        <w:spacing w:line="520" w:lineRule="exact"/>
+        <w:rPr>
+          <w:rFonts w:hAnsi="宋体" w:cs="宋体"/>
+          <w:sz w:val="30"/>
+          <w:szCs w:val="30"/>
+          <w:u w:val="single"/>
+        </w:rPr>
+      </w:pPr>
+      <w:r>
+        <w:rPr>
+          <w:rFonts w:hAnsi="宋体" w:cs="宋体" w:hint="eastAsia"/>
+          <w:sz w:val="30"/>
+          <w:szCs w:val="30"/>
+          <w:u w:val="single"/>
+        </w:rPr>
+        <w:t>答：我每天的工作就是用角磨机打磨金属铸件的表面毛刺。打磨的时候会产生大量的金属粉尘，整个车间都是灰蒙蒙的。虽然公司发了防尘口罩，但有时候天气热或者觉得憋气，就不怎么戴。</w:t>
+      </w:r>
+    </w:p>
+    <w:p>
+      <w:pPr>
+        <w:pStyle w:val="a3"/>
+        <w:spacing w:line="520" w:lineRule="exact"/>
+        <w:rPr>
+          <w:rFonts w:hAnsi="宋体" w:cs="宋体"/>
+          <w:sz w:val="30"/>
+          <w:szCs w:val="30"/>
+          <w:u w:val="single"/>
+        </w:rPr>
+      </w:pPr>
+      <w:r>
+        <w:rPr>
+          <w:rFonts w:hAnsi="宋体" w:cs="宋体" w:hint="eastAsia"/>
+          <w:sz w:val="30"/>
+          <w:szCs w:val="30"/>
+          <w:u w:val="single"/>
+        </w:rPr>
+        <w:t>问：公司是否告知过你岗位存在职业病危害因素？是否进行过岗前、在岗期间和离岗时的职业健康检查？</w:t>
+      </w:r>
+    </w:p>
+    <w:p>
+      <w:pPr>
+        <w:pStyle w:val="a3"/>
+        <w:spacing w:line="520" w:lineRule="exact"/>
+        <w:rPr>
+          <w:rFonts w:hAnsi="宋体" w:cs="宋体"/>
+          <w:sz w:val="30"/>
+          <w:szCs w:val="30"/>
+          <w:u w:val="single"/>
+        </w:rPr>
+      </w:pPr>
+      <w:r>
+        <w:rPr>
+          <w:rFonts w:hAnsi="宋体" w:cs="宋体" w:hint="eastAsia"/>
+          <w:sz w:val="30"/>
+          <w:szCs w:val="30"/>
+          <w:u w:val="single"/>
+        </w:rPr>
+        <w:t>答：签劳动合同的时候好像提到过。每年公司会组织我们去体检一次，说是职业健康检查。最近一次体检是去年XX月。</w:t>
+      </w:r>
+    </w:p>
+    <w:p>
+      <w:pPr>
+        <w:pStyle w:val="a3"/>
+        <w:spacing w:line="520" w:lineRule="exact"/>
+        <w:rPr>
+          <w:rFonts w:hAnsi="宋体" w:cs="宋体"/>
+          <w:sz w:val="30"/>
+          <w:szCs w:val="30"/>
+          <w:u w:val="single"/>
+        </w:rPr>
+      </w:pPr>
+      <w:r>
+        <w:rPr>
+          <w:rFonts w:hAnsi="宋体" w:cs="宋体" w:hint="eastAsia"/>
+          <w:sz w:val="30"/>
+          <w:szCs w:val="30"/>
+          <w:u w:val="single"/>
+        </w:rPr>
+        <w:t>问：你是何时开始感到身体不适的？有哪些症状？去何处就诊？</w:t>
+      </w:r>
+    </w:p>
+    <w:p>
+      <w:pPr>
+        <w:pStyle w:val="a3"/>
+        <w:spacing w:line="520" w:lineRule="exact"/>
+        <w:rPr>
+          <w:rFonts w:hAnsi="宋体" w:cs="宋体"/>
+          <w:sz w:val="30"/>
+          <w:szCs w:val="30"/>
+          <w:u w:val="single"/>
+        </w:rPr>
+      </w:pPr>
+      <w:r>
+        <w:rPr>
+          <w:rFonts w:hAnsi="宋体" w:cs="宋体" w:hint="eastAsia"/>
+          <w:sz w:val="30"/>
+          <w:szCs w:val="30"/>
+          <w:u w:val="single"/>
+        </w:rPr>
+        <w:t>答：从去年年底开始，我就老是咳嗽、胸闷，感觉气不够用。一开始以为是感冒，没太在意。后来一直不好，就在今年X月X日去温州市职业病防治院看了医生。</w:t>
+      </w:r>
+    </w:p>
+    <w:p>
+      <w:pPr>
+        <w:pStyle w:val="a3"/>
+        <w:spacing w:line="520" w:lineRule="exact"/>
+        <w:rPr>
+          <w:rFonts w:hAnsi="宋体" w:cs="宋体"/>
+          <w:sz w:val="30"/>
+          <w:szCs w:val="30"/>
+          <w:u w:val="single"/>
+        </w:rPr>
+      </w:pPr>
+      <w:r>
+        <w:rPr>
+          <w:rFonts w:hAnsi="宋体" w:cs="宋体" w:hint="eastAsia"/>
+          <w:sz w:val="30"/>
+          <w:szCs w:val="30"/>
+          <w:u w:val="single"/>
+        </w:rPr>
+        <w:t>问：医院最终给出的诊断结论是什么？是何时做出的诊断？</w:t>
+      </w:r>
+    </w:p>
+    <w:p>
+      <w:pPr>
+        <w:pStyle w:val="a3"/>
+        <w:spacing w:line="520" w:lineRule="exact"/>
+        <w:rPr>
+          <w:rFonts w:hAnsi="宋体" w:cs="宋体"/>
+          <w:sz w:val="30"/>
+          <w:szCs w:val="30"/>
+          <w:u w:val="single"/>
+        </w:rPr>
+      </w:pPr>
+      <w:r>
+        <w:rPr>
+          <w:rFonts w:hAnsi="宋体" w:cs="宋体" w:hint="eastAsia"/>
+          <w:sz w:val="30"/>
+          <w:szCs w:val="30"/>
+          <w:u w:val="single"/>
+        </w:rPr>
+        <w:t>答：医生让我做了很多检查，最后在今年X月X日确诊我得了矽肺。医生说是壹期矽肺。（注：此处疾病名称必须与《职业病诊断证明书》完全一致）</w:t>
+      </w:r>
+    </w:p>
+    <w:p>
+      <w:pPr>
+        <w:pStyle w:val="a3"/>
+        <w:spacing w:line="520" w:lineRule="exact"/>
+        <w:rPr>
+          <w:rFonts w:hAnsi="宋体" w:cs="宋体"/>
+          <w:sz w:val="30"/>
+          <w:szCs w:val="30"/>
+          <w:u w:val="single"/>
+        </w:rPr>
+      </w:pPr>
+      <w:r>
+        <w:rPr>
+          <w:rFonts w:hAnsi="宋体" w:cs="宋体" w:hint="eastAsia"/>
+          <w:sz w:val="30"/>
+          <w:szCs w:val="30"/>
+          <w:u w:val="single"/>
+        </w:rPr>
+        <w:t>问：这份《职业病诊断证明书》是否已向你出具？诊断机构的全称是什么？</w:t>
+      </w:r>
+    </w:p>
+    <w:p>
+      <w:pPr>
+        <w:pStyle w:val="a3"/>
+        <w:spacing w:line="520" w:lineRule="exact"/>
+        <w:rPr>
+          <w:rFonts w:hAnsi="宋体" w:cs="宋体"/>
+          <w:sz w:val="30"/>
+          <w:szCs w:val="30"/>
+          <w:u w:val="single"/>
+        </w:rPr>
+      </w:pPr>
+      <w:r>
+        <w:rPr>
+          <w:rFonts w:hAnsi="宋体" w:cs="宋体" w:hint="eastAsia"/>
+          <w:sz w:val="30"/>
+          <w:szCs w:val="30"/>
+          <w:u w:val="single"/>
+        </w:rPr>
+        <w:lastRenderedPageBreak/>
+        <w:t>答：出了。诊断机构是温州市职业病防治院。</w:t>
+      </w:r>
+    </w:p>
+    <w:p>
+      <w:pPr>
+        <w:pStyle w:val="a3"/>
+        <w:spacing w:line="520" w:lineRule="exact"/>
+        <w:rPr>
+          <w:rFonts w:hAnsi="宋体" w:cs="宋体"/>
+          <w:sz w:val="30"/>
+          <w:szCs w:val="30"/>
+          <w:u w:val="single"/>
+        </w:rPr>
+      </w:pPr>
+      <w:r>
+        <w:rPr>
+          <w:rFonts w:hAnsi="宋体" w:cs="宋体" w:hint="eastAsia"/>
+          <w:sz w:val="30"/>
+          <w:szCs w:val="30"/>
+          <w:u w:val="single"/>
+        </w:rPr>
+        <w:t>问：在</w:t>
+      </w:r>
+      <w:r>
+        <w:rPr>
+          <w:sz w:val="30"/>
+          <w:szCs w:val="30"/>
+          <w:u w:val="single"/>
+        </w:rPr>
+        <w:t>{用人单位}</w:t>
+      </w:r>
+      <w:r>
+        <w:rPr>
+          <w:rFonts w:hAnsi="宋体" w:cs="宋体" w:hint="eastAsia"/>
+          <w:sz w:val="30"/>
+          <w:szCs w:val="30"/>
+          <w:u w:val="single"/>
+        </w:rPr>
+        <w:t>工作之前，你是否在其他单位从事过接触类似粉尘的工作？</w:t>
+      </w:r>
+    </w:p>
+    <w:p>
+      <w:pPr>
+        <w:pStyle w:val="a3"/>
+        <w:spacing w:line="520" w:lineRule="exact"/>
+        <w:rPr>
+          <w:rFonts w:hAnsi="宋体" w:cs="宋体"/>
+          <w:sz w:val="30"/>
+          <w:szCs w:val="30"/>
+          <w:u w:val="single"/>
+        </w:rPr>
+      </w:pPr>
+      <w:r>
+        <w:rPr>
+          <w:rFonts w:hAnsi="宋体" w:cs="宋体" w:hint="eastAsia"/>
+          <w:sz w:val="30"/>
+          <w:szCs w:val="30"/>
+          <w:u w:val="single"/>
+        </w:rPr>
+        <w:t>答：没有。这是我第一份接触粉尘的工作。之前我在老家务农/在XX饭店当厨师（根据实际情况回答），不接触粉尘。</w:t>
+      </w:r>
+    </w:p>
+    <w:p>
+      <w:pPr>
+        <w:pStyle w:val="a3"/>
+        <w:spacing w:line="520" w:lineRule="exact"/>
+        <w:rPr>
+          <w:rFonts w:hAnsi="宋体" w:cs="宋体"/>
+          <w:sz w:val="30"/>
+          <w:szCs w:val="30"/>
+          <w:u w:val="single"/>
+        </w:rPr>
+      </w:pPr>
+      <w:r>
+        <w:rPr>
+          <w:rFonts w:hAnsi="宋体" w:cs="宋体" w:hint="eastAsia"/>
+          <w:sz w:val="30"/>
+          <w:szCs w:val="30"/>
+          <w:u w:val="single"/>
+        </w:rPr>
+        <w:t>问：你本人是否认为所患职业病与当前的工作有关？</w:t>
+      </w:r>
+    </w:p>
+    <w:p>
+      <w:pPr>
+        <w:pStyle w:val="a3"/>
+        <w:spacing w:line="520" w:lineRule="exact"/>
+        <w:rPr>
+          <w:rFonts w:hAnsi="宋体" w:cs="宋体"/>
+          <w:sz w:val="30"/>
+          <w:szCs w:val="30"/>
+          <w:u w:val="single"/>
+        </w:rPr>
+      </w:pPr>
+      <w:r>
+        <w:rPr>
+          <w:rFonts w:hAnsi="宋体" w:cs="宋体" w:hint="eastAsia"/>
+          <w:sz w:val="30"/>
+          <w:szCs w:val="30"/>
+          <w:u w:val="single"/>
+        </w:rPr>
+        <w:t>答：我认为有直接关系。我就是在这家公司干了这么多年打磨工后才得的这个病。</w:t>
+      </w:r>
+    </w:p>
+    <w:p>
+      <w:pPr>
+        <w:pStyle w:val="a3"/>
+        <w:spacing w:line="520" w:lineRule="exact"/>
+        <w:rPr>
+          <w:rFonts w:hAnsi="宋体" w:cs="宋体"/>
+          <w:sz w:val="30"/>
+          <w:szCs w:val="30"/>
+          <w:u w:val="single"/>
+        </w:rPr>
+      </w:pPr>
+      <w:r>
+        <w:rPr>
+          <w:rFonts w:hAnsi="宋体" w:cs="宋体" w:hint="eastAsia"/>
+          <w:sz w:val="30"/>
+          <w:szCs w:val="30"/>
+          <w:u w:val="single"/>
+        </w:rPr>
+        <w:t>问：用人单位（公司）是否为你申请了职业病诊断？是否配合提供了你职业病诊断所需的相关材料（如职业史证明、职业病危害因素检测结果等）？</w:t>
+      </w:r>
+    </w:p>
+    <w:p>
+      <w:pPr>
+        <w:pStyle w:val="a3"/>
+        <w:spacing w:line="520" w:lineRule="exact"/>
+        <w:rPr>
+          <w:rFonts w:hAnsi="宋体" w:cs="宋体"/>
+          <w:sz w:val="30"/>
+          <w:szCs w:val="30"/>
+          <w:u w:val="single"/>
+        </w:rPr>
+      </w:pPr>
+      <w:r>
+        <w:rPr>
+          <w:rFonts w:hAnsi="宋体" w:cs="宋体" w:hint="eastAsia"/>
+          <w:sz w:val="30"/>
+          <w:szCs w:val="30"/>
+          <w:u w:val="single"/>
+        </w:rPr>
+        <w:t>答：是公司帮我申请的/是我自己申请的，公司提供了材料/公司不太配合，是我自己找了很多证据。（根据实际情况记录）</w:t>
+      </w:r>
+    </w:p>
+    <w:p>
+      <w:pPr>
+        <w:pStyle w:val="a3"/>
+        <w:spacing w:line="520" w:lineRule="exact"/>
+        <w:rPr>
+          <w:rFonts w:hAnsi="宋体" w:cs="宋体"/>
+          <w:sz w:val="30"/>
+          <w:szCs w:val="30"/>
+          <w:u w:val="single"/>
+        </w:rPr>
+      </w:pPr>
+      <w:r>
+        <w:rPr>
+          <w:rFonts w:hAnsi="宋体" w:cs="宋体" w:hint="eastAsia"/>
+          <w:sz w:val="30"/>
+          <w:szCs w:val="30"/>
+          <w:u w:val="single"/>
+        </w:rPr>
+        <w:t>问：你以上所陈述的工作经历、岗位情况、诊疗经过，是否全部属实？有无虚假？</w:t>
+      </w:r>
+    </w:p>
+    <w:p>
+      <w:pPr>
+        <w:pStyle w:val="a3"/>
+        <w:spacing w:line="520" w:lineRule="exact"/>
+        <w:rPr>
+          <w:rFonts w:hAnsi="宋体" w:cs="宋体"/>
+          <w:sz w:val="30"/>
+          <w:szCs w:val="30"/>
+          <w:u w:val="single"/>
+        </w:rPr>
+      </w:pPr>
+      <w:r>
+        <w:rPr>
+          <w:rFonts w:hAnsi="宋体" w:cs="宋体" w:hint="eastAsia"/>
+          <w:sz w:val="30"/>
+          <w:szCs w:val="30"/>
+          <w:u w:val="single"/>
+        </w:rPr>
+        <w:t>答：全部属实，没有虚假。我愿意为我说的每一句话负法律责任。</w:t>
+      </w:r>
+    </w:p>
+    <w:bookmarkEnd w:id="2"/>
+    <w:p>
+      <w:pPr>
+        <w:pStyle w:val="a3"/>
+        <w:tabs>
+          <w:tab w:val="left" w:pos="142"/>
+        </w:tabs>
+        <w:spacing w:line="520" w:lineRule="exact"/>
+        <w:rPr>
+          <w:rFonts w:hAnsi="宋体" w:cs="宋体"/>
+          <w:sz w:val="30"/>
+          <w:szCs w:val="30"/>
+          <w:u w:val="single"/>
+        </w:rPr>
+      </w:pPr>
+      <w:r>
+        <w:rPr>
+          <w:rFonts w:hAnsi="宋体" w:cs="宋体" w:hint="eastAsia"/>
+          <w:sz w:val="30"/>
+          <w:szCs w:val="30"/>
+          <w:u w:val="single"/>
+        </w:rPr>
         <w:t>问：你受伤后去医院的药费是谁支付的？</w:t>
       </w:r>
     </w:p>
@@ -1493,16 +1216,7 @@
           <w:szCs w:val="30"/>
           <w:u w:val="single"/>
         </w:rPr>
-        <w:t>答：公司支付的。</w:t>
-      </w:r>
-      <w:r>
-        <w:rPr>
-          <w:rFonts w:hAnsi="宋体" w:cs="宋体" w:hint="eastAsia"/>
-          <w:sz w:val="30"/>
-          <w:szCs w:val="30"/>
-          <w:u w:val="single"/>
-        </w:rPr>
-        <w:t xml:space="preserve">  </w:t>
+        <w:t xml:space="preserve">答：公司支付的。  </w:t>
       </w:r>
     </w:p>
     <w:p>
@@ -1564,55 +1278,28 @@
           <w:szCs w:val="30"/>
           <w:u w:val="single"/>
         </w:rPr>
-        <w:t>问：上述情况是否属实</w:t>
-      </w:r>
-      <w:r>
-        <w:rPr>
-          <w:rFonts w:hAnsi="宋体" w:cs="宋体" w:hint="eastAsia"/>
-          <w:sz w:val="30"/>
-          <w:szCs w:val="30"/>
-          <w:u w:val="single"/>
-        </w:rPr>
-        <w:t>?</w:t>
-      </w:r>
-      <w:r>
-        <w:rPr>
-          <w:rFonts w:hAnsi="宋体" w:cs="宋体" w:hint="eastAsia"/>
-          <w:sz w:val="30"/>
-          <w:szCs w:val="30"/>
-          <w:u w:val="single"/>
-        </w:rPr>
-        <w:t>是否和你本人说的一样？</w:t>
-      </w:r>
-    </w:p>
-    <w:p>
-      <w:pPr>
-        <w:pStyle w:val="a3"/>
-        <w:spacing w:line="520" w:lineRule="exact"/>
-        <w:rPr>
-          <w:rFonts w:hAnsi="宋体" w:cs="宋体"/>
-          <w:sz w:val="30"/>
-          <w:szCs w:val="30"/>
-          <w:u w:val="single"/>
-        </w:rPr>
-      </w:pPr>
-      <w:r>
-        <w:rPr>
-          <w:rFonts w:hAnsi="宋体" w:cs="宋体" w:hint="eastAsia"/>
-          <w:sz w:val="30"/>
-          <w:szCs w:val="30"/>
-          <w:u w:val="single"/>
-        </w:rPr>
-        <w:t>答：</w:t>
-      </w:r>
-      <w:r>
-        <w:rPr>
-          <w:rFonts w:hAnsi="宋体" w:cs="宋体" w:hint="eastAsia"/>
-          <w:sz w:val="30"/>
-          <w:szCs w:val="30"/>
-          <w:u w:val="single"/>
-        </w:rPr>
-        <w:t xml:space="preserve">                                                         </w:t>
+        <w:t>问：上述情况是否属实?是否和你本人说的一样？</w:t>
+      </w:r>
+    </w:p>
+    <w:p>
+      <w:pPr>
+        <w:pStyle w:val="a3"/>
+        <w:spacing w:line="520" w:lineRule="exact"/>
+        <w:rPr>
+          <w:rFonts w:hAnsi="宋体" w:cs="宋体"/>
+          <w:sz w:val="30"/>
+          <w:szCs w:val="30"/>
+          <w:u w:val="single"/>
+        </w:rPr>
+      </w:pPr>
+      <w:r>
+        <w:rPr>
+          <w:rFonts w:hAnsi="宋体" w:cs="宋体" w:hint="eastAsia"/>
+          <w:sz w:val="30"/>
+          <w:szCs w:val="30"/>
+          <w:u w:val="single"/>
+        </w:rPr>
+        <w:t xml:space="preserve">答：                                                         </w:t>
       </w:r>
       <w:r>
         <w:rPr>
@@ -1707,55 +1394,7 @@
         <w:sz w:val="24"/>
         <w:szCs w:val="24"/>
       </w:rPr>
-      <w:t>被调查（询问）人签名：</w:t>
-    </w:r>
-    <w:r>
-      <w:rPr>
-        <w:rFonts w:hAnsi="宋体" w:cs="宋体" w:hint="eastAsia"/>
-        <w:sz w:val="24"/>
-        <w:szCs w:val="24"/>
-      </w:rPr>
-      <w:t xml:space="preserve">                                             </w:t>
-    </w:r>
-    <w:r>
-      <w:rPr>
-        <w:rFonts w:hAnsi="宋体" w:cs="宋体" w:hint="eastAsia"/>
-        <w:sz w:val="24"/>
-        <w:szCs w:val="24"/>
-      </w:rPr>
-      <w:t>年</w:t>
-    </w:r>
-    <w:r>
-      <w:rPr>
-        <w:rFonts w:hAnsi="宋体" w:cs="宋体" w:hint="eastAsia"/>
-        <w:sz w:val="24"/>
-        <w:szCs w:val="24"/>
-      </w:rPr>
-      <w:t xml:space="preserve">    </w:t>
-    </w:r>
-    <w:r>
-      <w:rPr>
-        <w:rFonts w:hAnsi="宋体" w:cs="宋体" w:hint="eastAsia"/>
-        <w:sz w:val="24"/>
-        <w:szCs w:val="24"/>
-      </w:rPr>
-      <w:t>月</w:t>
-    </w:r>
-    <w:r>
-      <w:rPr>
-        <w:rFonts w:hAnsi="宋体" w:cs="宋体" w:hint="eastAsia"/>
-        <w:sz w:val="24"/>
-        <w:szCs w:val="24"/>
-      </w:rPr>
-      <w:t xml:space="preserve">    </w:t>
-    </w:r>
-    <w:r>
-      <w:rPr>
-        <w:rFonts w:hAnsi="宋体" w:cs="宋体" w:hint="eastAsia"/>
-        <w:sz w:val="24"/>
-        <w:szCs w:val="24"/>
-      </w:rPr>
-      <w:t>日</w:t>
+      <w:t>被调查（询问）人签名：                                             年    月    日</w:t>
     </w:r>
   </w:p>
   <w:p>
@@ -1882,7 +1521,7 @@
         <w:sz w:val="28"/>
         <w:szCs w:val="28"/>
       </w:rPr>
-      <w:t>3</w:t>
+      <w:t>1</w:t>
     </w:r>
     <w:r>
       <w:rPr>

--- a/templates/本人谈话笔录（患职业病案件）.docx
+++ b/templates/本人谈话笔录（患职业病案件）.docx
@@ -88,7 +88,7 @@
           <w:szCs w:val="30"/>
           <w:u w:val="single"/>
         </w:rPr>
-        <w:t>{</w:t>
+        <w:t>{{</w:t>
       </w:r>
       <w:r>
         <w:rPr>
@@ -106,16 +106,43 @@
           <w:szCs w:val="30"/>
           <w:u w:val="single"/>
         </w:rPr>
-        <w:t>}</w:t>
-      </w:r>
-      <w:r>
-        <w:rPr>
-          <w:rFonts w:hAnsi="宋体" w:cs="宋体" w:hint="eastAsia"/>
-          <w:sz w:val="30"/>
-          <w:szCs w:val="30"/>
-          <w:u w:val="single"/>
-        </w:rPr>
-        <w:t xml:space="preserve">{当前时间} </w:t>
+        <w:t>}}</w:t>
+      </w:r>
+      <w:r>
+        <w:rPr>
+          <w:rFonts w:hAnsi="宋体" w:cs="宋体" w:hint="eastAsia"/>
+          <w:sz w:val="30"/>
+          <w:szCs w:val="30"/>
+          <w:u w:val="single"/>
+        </w:rPr>
+        <w:t>{{</w:t>
+      </w:r>
+      <w:r>
+        <w:rPr>
+          <w:rFonts w:hAnsi="宋体" w:cs="宋体" w:hint="eastAsia"/>
+          <w:sz w:val="30"/>
+          <w:szCs w:val="30"/>
+          <w:u w:val="single"/>
+        </w:rPr>
+        <w:t>当前时间</w:t>
+      </w:r>
+      <w:r>
+        <w:rPr>
+          <w:rFonts w:hAnsi="宋体" w:cs="宋体" w:hint="eastAsia"/>
+          <w:sz w:val="30"/>
+          <w:szCs w:val="30"/>
+          <w:u w:val="single"/>
+        </w:rPr>
+        <w:t>}}</w:t>
+      </w:r>
+      <w:r>
+        <w:rPr>
+          <w:rFonts w:hAnsi="宋体" w:cs="宋体" w:hint="eastAsia"/>
+          <w:sz w:val="30"/>
+          <w:szCs w:val="30"/>
+          <w:u w:val="single"/>
+        </w:rPr>
+        <w:t xml:space="preserve"> </w:t>
       </w:r>
     </w:p>
     <w:p>
@@ -191,7 +218,25 @@
           <w:szCs w:val="30"/>
           <w:u w:val="single"/>
         </w:rPr>
-        <w:t>{本人姓名}</w:t>
+        <w:t>{{</w:t>
+      </w:r>
+      <w:r>
+        <w:rPr>
+          <w:rFonts w:hAnsi="宋体" w:cs="宋体" w:hint="eastAsia"/>
+          <w:sz w:val="30"/>
+          <w:szCs w:val="30"/>
+          <w:u w:val="single"/>
+        </w:rPr>
+        <w:t>本人姓名</w:t>
+      </w:r>
+      <w:r>
+        <w:rPr>
+          <w:rFonts w:hAnsi="宋体" w:cs="宋体" w:hint="eastAsia"/>
+          <w:sz w:val="30"/>
+          <w:szCs w:val="30"/>
+          <w:u w:val="single"/>
+        </w:rPr>
+        <w:t>}}</w:t>
       </w:r>
       <w:r>
         <w:rPr>
@@ -219,7 +264,43 @@
           <w:szCs w:val="30"/>
           <w:u w:val="single"/>
         </w:rPr>
-        <w:t xml:space="preserve"> {本人性别} </w:t>
+        <w:t xml:space="preserve"> </w:t>
+      </w:r>
+      <w:r>
+        <w:rPr>
+          <w:rFonts w:hAnsi="宋体" w:cs="宋体" w:hint="eastAsia"/>
+          <w:sz w:val="30"/>
+          <w:szCs w:val="30"/>
+          <w:u w:val="single"/>
+        </w:rPr>
+        <w:t>{{</w:t>
+      </w:r>
+      <w:r>
+        <w:rPr>
+          <w:rFonts w:hAnsi="宋体" w:cs="宋体" w:hint="eastAsia"/>
+          <w:sz w:val="30"/>
+          <w:szCs w:val="30"/>
+          <w:u w:val="single"/>
+        </w:rPr>
+        <w:t>本人性别</w:t>
+      </w:r>
+      <w:r>
+        <w:rPr>
+          <w:rFonts w:hAnsi="宋体" w:cs="宋体" w:hint="eastAsia"/>
+          <w:sz w:val="30"/>
+          <w:szCs w:val="30"/>
+          <w:u w:val="single"/>
+        </w:rPr>
+        <w:t>}}</w:t>
+      </w:r>
+      <w:r>
+        <w:rPr>
+          <w:rFonts w:hAnsi="宋体" w:cs="宋体" w:hint="eastAsia"/>
+          <w:sz w:val="30"/>
+          <w:szCs w:val="30"/>
+          <w:u w:val="single"/>
+        </w:rPr>
+        <w:t xml:space="preserve"> </w:t>
       </w:r>
       <w:r>
         <w:rPr>
@@ -236,7 +317,43 @@
           <w:szCs w:val="30"/>
           <w:u w:val="single"/>
         </w:rPr>
-        <w:t xml:space="preserve"> {本人年龄} </w:t>
+        <w:t xml:space="preserve"> </w:t>
+      </w:r>
+      <w:r>
+        <w:rPr>
+          <w:rFonts w:hAnsi="宋体" w:cs="宋体" w:hint="eastAsia"/>
+          <w:sz w:val="30"/>
+          <w:szCs w:val="30"/>
+          <w:u w:val="single"/>
+        </w:rPr>
+        <w:t>{{</w:t>
+      </w:r>
+      <w:r>
+        <w:rPr>
+          <w:rFonts w:hAnsi="宋体" w:cs="宋体" w:hint="eastAsia"/>
+          <w:sz w:val="30"/>
+          <w:szCs w:val="30"/>
+          <w:u w:val="single"/>
+        </w:rPr>
+        <w:t>本人年龄</w:t>
+      </w:r>
+      <w:r>
+        <w:rPr>
+          <w:rFonts w:hAnsi="宋体" w:cs="宋体" w:hint="eastAsia"/>
+          <w:sz w:val="30"/>
+          <w:szCs w:val="30"/>
+          <w:u w:val="single"/>
+        </w:rPr>
+        <w:t>}}</w:t>
+      </w:r>
+      <w:r>
+        <w:rPr>
+          <w:rFonts w:hAnsi="宋体" w:cs="宋体" w:hint="eastAsia"/>
+          <w:sz w:val="30"/>
+          <w:szCs w:val="30"/>
+          <w:u w:val="single"/>
+        </w:rPr>
+        <w:t xml:space="preserve"> </w:t>
       </w:r>
     </w:p>
     <w:p>
@@ -282,7 +399,16 @@
           <w:szCs w:val="30"/>
           <w:u w:val="single"/>
         </w:rPr>
-        <w:t xml:space="preserve"> {</w:t>
+        <w:t xml:space="preserve"> </w:t>
+      </w:r>
+      <w:r>
+        <w:rPr>
+          <w:rFonts w:hAnsi="宋体" w:cs="宋体" w:hint="eastAsia"/>
+          <w:sz w:val="30"/>
+          <w:szCs w:val="30"/>
+          <w:u w:val="single"/>
+        </w:rPr>
+        <w:t>{{</w:t>
       </w:r>
       <w:r>
         <w:rPr>
@@ -300,7 +426,7 @@
           <w:szCs w:val="30"/>
           <w:u w:val="single"/>
         </w:rPr>
-        <w:t>}</w:t>
+        <w:t>}}</w:t>
       </w:r>
       <w:r>
         <w:rPr>
@@ -337,7 +463,25 @@
           <w:szCs w:val="30"/>
           <w:u w:val="single"/>
         </w:rPr>
-        <w:t>{本人身份证地址}</w:t>
+        <w:t>{{</w:t>
+      </w:r>
+      <w:r>
+        <w:rPr>
+          <w:rFonts w:hAnsi="宋体" w:cs="宋体" w:hint="eastAsia"/>
+          <w:sz w:val="30"/>
+          <w:szCs w:val="30"/>
+          <w:u w:val="single"/>
+        </w:rPr>
+        <w:t>本人身份证地址</w:t>
+      </w:r>
+      <w:r>
+        <w:rPr>
+          <w:rFonts w:hAnsi="宋体" w:cs="宋体" w:hint="eastAsia"/>
+          <w:sz w:val="30"/>
+          <w:szCs w:val="30"/>
+          <w:u w:val="single"/>
+        </w:rPr>
+        <w:t>}}</w:t>
       </w:r>
       <w:r>
         <w:rPr>
@@ -382,7 +526,23 @@
           <w:szCs w:val="30"/>
           <w:u w:val="single"/>
         </w:rPr>
-        <w:t>{用人单位}</w:t>
+        <w:t>{{</w:t>
+      </w:r>
+      <w:r>
+        <w:rPr>
+          <w:sz w:val="30"/>
+          <w:szCs w:val="30"/>
+          <w:u w:val="single"/>
+        </w:rPr>
+        <w:t>用人单位</w:t>
+      </w:r>
+      <w:r>
+        <w:rPr>
+          <w:sz w:val="30"/>
+          <w:szCs w:val="30"/>
+          <w:u w:val="single"/>
+        </w:rPr>
+        <w:t>}}</w:t>
       </w:r>
       <w:r>
         <w:rPr>
@@ -417,7 +577,43 @@
           <w:szCs w:val="30"/>
           <w:u w:val="single"/>
         </w:rPr>
-        <w:t xml:space="preserve">  {本人岗位}  </w:t>
+        <w:t xml:space="preserve">  </w:t>
+      </w:r>
+      <w:r>
+        <w:rPr>
+          <w:rFonts w:hAnsi="宋体" w:cs="宋体" w:hint="eastAsia"/>
+          <w:sz w:val="30"/>
+          <w:szCs w:val="30"/>
+          <w:u w:val="single"/>
+        </w:rPr>
+        <w:t>{{</w:t>
+      </w:r>
+      <w:r>
+        <w:rPr>
+          <w:rFonts w:hAnsi="宋体" w:cs="宋体" w:hint="eastAsia"/>
+          <w:sz w:val="30"/>
+          <w:szCs w:val="30"/>
+          <w:u w:val="single"/>
+        </w:rPr>
+        <w:t>本人岗位</w:t>
+      </w:r>
+      <w:r>
+        <w:rPr>
+          <w:rFonts w:hAnsi="宋体" w:cs="宋体" w:hint="eastAsia"/>
+          <w:sz w:val="30"/>
+          <w:szCs w:val="30"/>
+          <w:u w:val="single"/>
+        </w:rPr>
+        <w:t>}}</w:t>
+      </w:r>
+      <w:r>
+        <w:rPr>
+          <w:rFonts w:hAnsi="宋体" w:cs="宋体" w:hint="eastAsia"/>
+          <w:sz w:val="30"/>
+          <w:szCs w:val="30"/>
+          <w:u w:val="single"/>
+        </w:rPr>
+        <w:t xml:space="preserve">  </w:t>
       </w:r>
     </w:p>
     <w:p>
@@ -446,7 +642,43 @@
           <w:szCs w:val="30"/>
           <w:u w:val="single"/>
         </w:rPr>
-        <w:t xml:space="preserve">   {本人电话}   </w:t>
+        <w:t xml:space="preserve">   </w:t>
+      </w:r>
+      <w:r>
+        <w:rPr>
+          <w:rFonts w:hAnsi="宋体" w:cs="宋体" w:hint="eastAsia"/>
+          <w:sz w:val="30"/>
+          <w:szCs w:val="30"/>
+          <w:u w:val="single"/>
+        </w:rPr>
+        <w:t>{{</w:t>
+      </w:r>
+      <w:r>
+        <w:rPr>
+          <w:rFonts w:hAnsi="宋体" w:cs="宋体" w:hint="eastAsia"/>
+          <w:sz w:val="30"/>
+          <w:szCs w:val="30"/>
+          <w:u w:val="single"/>
+        </w:rPr>
+        <w:t>本人电话</w:t>
+      </w:r>
+      <w:r>
+        <w:rPr>
+          <w:rFonts w:hAnsi="宋体" w:cs="宋体" w:hint="eastAsia"/>
+          <w:sz w:val="30"/>
+          <w:szCs w:val="30"/>
+          <w:u w:val="single"/>
+        </w:rPr>
+        <w:t>}}</w:t>
+      </w:r>
+      <w:r>
+        <w:rPr>
+          <w:rFonts w:hAnsi="宋体" w:cs="宋体" w:hint="eastAsia"/>
+          <w:sz w:val="30"/>
+          <w:szCs w:val="30"/>
+          <w:u w:val="single"/>
+        </w:rPr>
+        <w:t xml:space="preserve">   </w:t>
       </w:r>
       <w:r>
         <w:rPr>
@@ -509,7 +741,34 @@
           <w:szCs w:val="30"/>
           <w:u w:val="single"/>
         </w:rPr>
-        <w:t xml:space="preserve">   {操作员}</w:t>
+        <w:t xml:space="preserve">   </w:t>
+      </w:r>
+      <w:r>
+        <w:rPr>
+          <w:rFonts w:hAnsi="宋体" w:cs="宋体" w:hint="eastAsia"/>
+          <w:sz w:val="30"/>
+          <w:szCs w:val="30"/>
+          <w:u w:val="single"/>
+        </w:rPr>
+        <w:t>{{</w:t>
+      </w:r>
+      <w:r>
+        <w:rPr>
+          <w:rFonts w:hAnsi="宋体" w:cs="宋体" w:hint="eastAsia"/>
+          <w:sz w:val="30"/>
+          <w:szCs w:val="30"/>
+          <w:u w:val="single"/>
+        </w:rPr>
+        <w:t>操作员</w:t>
+      </w:r>
+      <w:r>
+        <w:rPr>
+          <w:rFonts w:hAnsi="宋体" w:cs="宋体" w:hint="eastAsia"/>
+          <w:sz w:val="30"/>
+          <w:szCs w:val="30"/>
+          <w:u w:val="single"/>
+        </w:rPr>
+        <w:t>}}</w:t>
       </w:r>
       <w:bookmarkStart w:id="0" w:name="_GoBack"/>
       <w:bookmarkEnd w:id="0"/>
@@ -653,7 +912,34 @@
           <w:szCs w:val="30"/>
           <w:u w:val="single"/>
         </w:rPr>
-        <w:t>答：{自我介绍}</w:t>
+        <w:t>答：</w:t>
+      </w:r>
+      <w:r>
+        <w:rPr>
+          <w:rFonts w:hAnsi="宋体" w:cs="宋体" w:hint="eastAsia"/>
+          <w:sz w:val="30"/>
+          <w:szCs w:val="30"/>
+          <w:u w:val="single"/>
+        </w:rPr>
+        <w:t>{{</w:t>
+      </w:r>
+      <w:r>
+        <w:rPr>
+          <w:rFonts w:hAnsi="宋体" w:cs="宋体" w:hint="eastAsia"/>
+          <w:sz w:val="30"/>
+          <w:szCs w:val="30"/>
+          <w:u w:val="single"/>
+        </w:rPr>
+        <w:t>自我介绍</w:t>
+      </w:r>
+      <w:r>
+        <w:rPr>
+          <w:rFonts w:hAnsi="宋体" w:cs="宋体" w:hint="eastAsia"/>
+          <w:sz w:val="30"/>
+          <w:szCs w:val="30"/>
+          <w:u w:val="single"/>
+        </w:rPr>
+        <w:t>}}</w:t>
       </w:r>
     </w:p>
     <w:p>
@@ -682,7 +968,23 @@
           <w:szCs w:val="30"/>
           <w:u w:val="single"/>
         </w:rPr>
-        <w:t>{用人单位}</w:t>
+        <w:t>{{</w:t>
+      </w:r>
+      <w:r>
+        <w:rPr>
+          <w:sz w:val="30"/>
+          <w:szCs w:val="30"/>
+          <w:u w:val="single"/>
+        </w:rPr>
+        <w:t>用人单位</w:t>
+      </w:r>
+      <w:r>
+        <w:rPr>
+          <w:sz w:val="30"/>
+          <w:szCs w:val="30"/>
+          <w:u w:val="single"/>
+        </w:rPr>
+        <w:t>}}</w:t>
       </w:r>
       <w:r>
         <w:rPr>
@@ -744,7 +1046,23 @@
           <w:szCs w:val="30"/>
           <w:u w:val="single"/>
         </w:rPr>
-        <w:t>{用人单位}</w:t>
+        <w:t>{{</w:t>
+      </w:r>
+      <w:r>
+        <w:rPr>
+          <w:sz w:val="30"/>
+          <w:szCs w:val="30"/>
+          <w:u w:val="single"/>
+        </w:rPr>
+        <w:t>用人单位</w:t>
+      </w:r>
+      <w:r>
+        <w:rPr>
+          <w:sz w:val="30"/>
+          <w:szCs w:val="30"/>
+          <w:u w:val="single"/>
+        </w:rPr>
+        <w:t>}}</w:t>
       </w:r>
       <w:r>
         <w:rPr>
@@ -1014,7 +1332,23 @@
           <w:szCs w:val="30"/>
           <w:u w:val="single"/>
         </w:rPr>
-        <w:t>{用人单位}</w:t>
+        <w:t>{{</w:t>
+      </w:r>
+      <w:r>
+        <w:rPr>
+          <w:sz w:val="30"/>
+          <w:szCs w:val="30"/>
+          <w:u w:val="single"/>
+        </w:rPr>
+        <w:t>用人单位</w:t>
+      </w:r>
+      <w:r>
+        <w:rPr>
+          <w:sz w:val="30"/>
+          <w:szCs w:val="30"/>
+          <w:u w:val="single"/>
+        </w:rPr>
+        <w:t>}}</w:t>
       </w:r>
       <w:r>
         <w:rPr>
@@ -1521,7 +1855,7 @@
         <w:sz w:val="28"/>
         <w:szCs w:val="28"/>
       </w:rPr>
-      <w:t>1</w:t>
+      <w:t>3</w:t>
     </w:r>
     <w:r>
       <w:rPr>

--- a/templates/本人谈话笔录（患职业病案件）.docx
+++ b/templates/本人谈话笔录（患职业病案件）.docx
@@ -1113,7 +1113,7 @@
           <w:szCs w:val="30"/>
           <w:u w:val="single"/>
         </w:rPr>
-        <w:t>问：请你详细的描述一下你的工作岗位内容以及日常接触到的物料、环境。</w:t>
+        <w:t>问：请你详细描述一下你的工作岗位内容以及日常接触到的物料、环境。</w:t>
       </w:r>
     </w:p>
     <w:p>
@@ -1855,7 +1855,7 @@
         <w:sz w:val="28"/>
         <w:szCs w:val="28"/>
       </w:rPr>
-      <w:t>3</w:t>
+      <w:t>2</w:t>
     </w:r>
     <w:r>
       <w:rPr>
